--- a/lab04/NguyenThiMyHoa_22643291_report_LayeredAndMicrokernel.docx
+++ b/lab04/NguyenThiMyHoa_22643291_report_LayeredAndMicrokernel.docx
@@ -7,6 +7,9 @@
         <w:t xml:space="preserve"> </w:t>
       </w:r>
       <w:r>
+        <w:rPr>
+          <w:noProof/>
+        </w:rPr>
         <w:drawing>
           <wp:inline distT="0" distB="0" distL="0" distR="0" wp14:anchorId="478D64DF" wp14:editId="221C1477">
             <wp:extent cx="5758180" cy="4697730"/>
@@ -608,12 +611,70 @@
               <w:ind w:firstLine="0"/>
               <w:rPr>
                 <w:rFonts w:ascii="Times New Roman" w:hAnsi="Times New Roman" w:cs="Times New Roman"/>
-                <w:b/>
-                <w:bCs/>
                 <w:sz w:val="26"/>
                 <w:szCs w:val="26"/>
               </w:rPr>
             </w:pPr>
+            <w:r>
+              <w:rPr>
+                <w:rFonts w:ascii="Times New Roman" w:hAnsi="Times New Roman" w:cs="Times New Roman"/>
+                <w:sz w:val="26"/>
+                <w:szCs w:val="26"/>
+              </w:rPr>
+              <w:t>-</w:t>
+            </w:r>
+            <w:r>
+              <w:rPr>
+                <w:rFonts w:ascii="Times New Roman" w:hAnsi="Times New Roman" w:cs="Times New Roman"/>
+                <w:sz w:val="26"/>
+                <w:szCs w:val="26"/>
+              </w:rPr>
+              <w:t>Dễ hiểu, dễ triển khai</w:t>
+            </w:r>
+            <w:r>
+              <w:rPr>
+                <w:rFonts w:ascii="Times New Roman" w:hAnsi="Times New Roman" w:cs="Times New Roman"/>
+                <w:sz w:val="26"/>
+                <w:szCs w:val="26"/>
+              </w:rPr>
+              <w:t>: quy mô nhỏ và vừa, cấu trúc code rạch ròi</w:t>
+            </w:r>
+          </w:p>
+          <w:p>
+            <w:pPr>
+              <w:ind w:firstLine="0"/>
+              <w:rPr>
+                <w:rFonts w:ascii="Times New Roman" w:hAnsi="Times New Roman" w:cs="Times New Roman"/>
+                <w:sz w:val="26"/>
+                <w:szCs w:val="26"/>
+              </w:rPr>
+            </w:pPr>
+            <w:r>
+              <w:rPr>
+                <w:rFonts w:ascii="Times New Roman" w:hAnsi="Times New Roman" w:cs="Times New Roman"/>
+                <w:sz w:val="26"/>
+                <w:szCs w:val="26"/>
+              </w:rPr>
+              <w:t>-Tính độc lập cao: thay đổi ở lớp Presentation không làm ảnh hưởng đến cấu trúc database.</w:t>
+            </w:r>
+          </w:p>
+          <w:p>
+            <w:pPr>
+              <w:ind w:firstLine="0"/>
+              <w:rPr>
+                <w:rFonts w:ascii="Times New Roman" w:hAnsi="Times New Roman" w:cs="Times New Roman"/>
+                <w:sz w:val="26"/>
+                <w:szCs w:val="26"/>
+              </w:rPr>
+            </w:pPr>
+            <w:r>
+              <w:rPr>
+                <w:rFonts w:ascii="Times New Roman" w:hAnsi="Times New Roman" w:cs="Times New Roman"/>
+                <w:sz w:val="26"/>
+                <w:szCs w:val="26"/>
+              </w:rPr>
+              <w:t>-Dễ kiểm thử: có thể test riêng biệt từng lớp mà không cần chạy giao diện.</w:t>
+            </w:r>
           </w:p>
         </w:tc>
         <w:tc>
@@ -625,12 +686,54 @@
               <w:ind w:firstLine="0"/>
               <w:rPr>
                 <w:rFonts w:ascii="Times New Roman" w:hAnsi="Times New Roman" w:cs="Times New Roman"/>
-                <w:b/>
-                <w:bCs/>
                 <w:sz w:val="26"/>
                 <w:szCs w:val="26"/>
               </w:rPr>
             </w:pPr>
+            <w:r>
+              <w:rPr>
+                <w:rFonts w:ascii="Times New Roman" w:hAnsi="Times New Roman" w:cs="Times New Roman"/>
+                <w:sz w:val="26"/>
+                <w:szCs w:val="26"/>
+              </w:rPr>
+              <w:t>-Độ trễ hệ thống: yêu cầu phải đi qua tất cả các lớp ngay cả khi không cần thiết, giảm hiệu năng.</w:t>
+            </w:r>
+          </w:p>
+          <w:p>
+            <w:pPr>
+              <w:ind w:firstLine="0"/>
+              <w:rPr>
+                <w:rFonts w:ascii="Times New Roman" w:hAnsi="Times New Roman" w:cs="Times New Roman"/>
+                <w:sz w:val="26"/>
+                <w:szCs w:val="26"/>
+              </w:rPr>
+            </w:pPr>
+            <w:r>
+              <w:rPr>
+                <w:rFonts w:ascii="Times New Roman" w:hAnsi="Times New Roman" w:cs="Times New Roman"/>
+                <w:sz w:val="26"/>
+                <w:szCs w:val="26"/>
+              </w:rPr>
+              <w:t>-Khó mở rộng đột biến: thêm tính năng lạ, phải sửa code ở nhiều lớp cùng lúc</w:t>
+            </w:r>
+          </w:p>
+          <w:p>
+            <w:pPr>
+              <w:ind w:firstLine="0"/>
+              <w:rPr>
+                <w:rFonts w:ascii="Times New Roman" w:hAnsi="Times New Roman" w:cs="Times New Roman"/>
+                <w:sz w:val="26"/>
+                <w:szCs w:val="26"/>
+              </w:rPr>
+            </w:pPr>
+            <w:r>
+              <w:rPr>
+                <w:rFonts w:ascii="Times New Roman" w:hAnsi="Times New Roman" w:cs="Times New Roman"/>
+                <w:sz w:val="26"/>
+                <w:szCs w:val="26"/>
+              </w:rPr>
+              <w:t>-Phụ thuộc chặt chẽ: các lớp phụ thuộc lẫn nhau theo trục dọc, lớp trên không chạy được nếu thiếu lớp dưới.</w:t>
+            </w:r>
           </w:p>
         </w:tc>
       </w:tr>
@@ -671,12 +774,62 @@
               <w:ind w:firstLine="0"/>
               <w:rPr>
                 <w:rFonts w:ascii="Times New Roman" w:hAnsi="Times New Roman" w:cs="Times New Roman"/>
-                <w:b/>
-                <w:bCs/>
                 <w:sz w:val="26"/>
                 <w:szCs w:val="26"/>
               </w:rPr>
             </w:pPr>
+            <w:r>
+              <w:rPr>
+                <w:rFonts w:ascii="Times New Roman" w:hAnsi="Times New Roman" w:cs="Times New Roman"/>
+                <w:sz w:val="26"/>
+                <w:szCs w:val="26"/>
+              </w:rPr>
+              <w:t>-Khả năng mở rộng cực hạn: có thể thêm nhiều plugin mà không cần động vào code của Core System</w:t>
+            </w:r>
+          </w:p>
+          <w:p>
+            <w:pPr>
+              <w:ind w:firstLine="0"/>
+              <w:rPr>
+                <w:rFonts w:ascii="Times New Roman" w:hAnsi="Times New Roman" w:cs="Times New Roman"/>
+                <w:sz w:val="26"/>
+                <w:szCs w:val="26"/>
+              </w:rPr>
+            </w:pPr>
+            <w:r>
+              <w:rPr>
+                <w:rFonts w:ascii="Times New Roman" w:hAnsi="Times New Roman" w:cs="Times New Roman"/>
+                <w:sz w:val="26"/>
+                <w:szCs w:val="26"/>
+              </w:rPr>
+              <w:t>-Độ tin cậy: 1 plugin lỗi thì h</w:t>
+            </w:r>
+            <w:r>
+              <w:rPr>
+                <w:rFonts w:ascii="Times New Roman" w:hAnsi="Times New Roman" w:cs="Times New Roman"/>
+                <w:sz w:val="26"/>
+                <w:szCs w:val="26"/>
+              </w:rPr>
+              <w:t>ệ thống vẫn hoạt động bình thường, không làm chết cả web.</w:t>
+            </w:r>
+          </w:p>
+          <w:p>
+            <w:pPr>
+              <w:ind w:firstLine="0"/>
+              <w:rPr>
+                <w:rFonts w:ascii="Times New Roman" w:hAnsi="Times New Roman" w:cs="Times New Roman"/>
+                <w:sz w:val="26"/>
+                <w:szCs w:val="26"/>
+              </w:rPr>
+            </w:pPr>
+            <w:r>
+              <w:rPr>
+                <w:rFonts w:ascii="Times New Roman" w:hAnsi="Times New Roman" w:cs="Times New Roman"/>
+                <w:sz w:val="26"/>
+                <w:szCs w:val="26"/>
+              </w:rPr>
+              <w:t>-Linh hoạt, tùy biến: cho phép người dùng tự chọn bộ tính năng họ cần.</w:t>
+            </w:r>
           </w:p>
         </w:tc>
         <w:tc>
@@ -688,23 +841,148 @@
               <w:ind w:firstLine="0"/>
               <w:rPr>
                 <w:rFonts w:ascii="Times New Roman" w:hAnsi="Times New Roman" w:cs="Times New Roman"/>
-                <w:b/>
-                <w:bCs/>
                 <w:sz w:val="26"/>
                 <w:szCs w:val="26"/>
               </w:rPr>
             </w:pPr>
+            <w:r>
+              <w:rPr>
+                <w:rFonts w:ascii="Times New Roman" w:hAnsi="Times New Roman" w:cs="Times New Roman"/>
+                <w:sz w:val="26"/>
+                <w:szCs w:val="26"/>
+              </w:rPr>
+              <w:t>-Độ phức tạp cao: thiết kế ban đầu khó và tốn thời gian.</w:t>
+            </w:r>
+          </w:p>
+          <w:p>
+            <w:pPr>
+              <w:ind w:firstLine="0"/>
+              <w:rPr>
+                <w:rFonts w:ascii="Times New Roman" w:hAnsi="Times New Roman" w:cs="Times New Roman"/>
+                <w:sz w:val="26"/>
+                <w:szCs w:val="26"/>
+              </w:rPr>
+            </w:pPr>
+            <w:r>
+              <w:rPr>
+                <w:rFonts w:ascii="Times New Roman" w:hAnsi="Times New Roman" w:cs="Times New Roman"/>
+                <w:sz w:val="26"/>
+                <w:szCs w:val="26"/>
+              </w:rPr>
+              <w:t>-Khó quản lý phiên bản: khi cập nhật core, có thể làm hàng loạt plugin cũ không còn tương thích bị văng ra.</w:t>
+            </w:r>
+          </w:p>
+          <w:p>
+            <w:pPr>
+              <w:ind w:firstLine="0"/>
+              <w:rPr>
+                <w:rFonts w:ascii="Times New Roman" w:hAnsi="Times New Roman" w:cs="Times New Roman"/>
+                <w:sz w:val="26"/>
+                <w:szCs w:val="26"/>
+              </w:rPr>
+            </w:pPr>
+            <w:r>
+              <w:rPr>
+                <w:rFonts w:ascii="Times New Roman" w:hAnsi="Times New Roman" w:cs="Times New Roman"/>
+                <w:sz w:val="26"/>
+                <w:szCs w:val="26"/>
+              </w:rPr>
+              <w:t>-Hiệu năng giao tiếp: Việc Core phải gọi quá nhiều plugin trước khi lưu dữ liệu có thể làm hệ thống phản hồi chậm nếu không tối ưu.</w:t>
+            </w:r>
           </w:p>
         </w:tc>
       </w:tr>
     </w:tbl>
     <w:p>
       <w:pPr>
-        <w:ind w:firstLine="0"/>
+        <w:pStyle w:val="ListParagraph"/>
+        <w:numPr>
+          <w:ilvl w:val="0"/>
+          <w:numId w:val="2"/>
+        </w:numPr>
         <w:rPr>
           <w:rFonts w:ascii="Times New Roman" w:hAnsi="Times New Roman" w:cs="Times New Roman"/>
           <w:b/>
           <w:bCs/>
+          <w:sz w:val="26"/>
+          <w:szCs w:val="26"/>
+        </w:rPr>
+      </w:pPr>
+      <w:r>
+        <w:rPr>
+          <w:rFonts w:ascii="Times New Roman" w:hAnsi="Times New Roman" w:cs="Times New Roman"/>
+          <w:b/>
+          <w:bCs/>
+          <w:sz w:val="26"/>
+          <w:szCs w:val="26"/>
+        </w:rPr>
+        <w:lastRenderedPageBreak/>
+        <w:t>Mô hình phù hợp với CMS nhất:</w:t>
+      </w:r>
+    </w:p>
+    <w:p>
+      <w:pPr>
+        <w:rPr>
+          <w:rFonts w:ascii="Times New Roman" w:hAnsi="Times New Roman" w:cs="Times New Roman"/>
+          <w:sz w:val="26"/>
+          <w:szCs w:val="26"/>
+        </w:rPr>
+      </w:pPr>
+      <w:r>
+        <w:rPr>
+          <w:rFonts w:ascii="Times New Roman" w:hAnsi="Times New Roman" w:cs="Times New Roman"/>
+          <w:sz w:val="26"/>
+          <w:szCs w:val="26"/>
+        </w:rPr>
+        <w:t>Kiến trúc Microkernel nên áp dụng cho đề tài plugin-based CMS, bởi vì:</w:t>
+      </w:r>
+    </w:p>
+    <w:p>
+      <w:pPr>
+        <w:rPr>
+          <w:rFonts w:ascii="Times New Roman" w:hAnsi="Times New Roman" w:cs="Times New Roman"/>
+          <w:sz w:val="26"/>
+          <w:szCs w:val="26"/>
+        </w:rPr>
+      </w:pPr>
+      <w:r>
+        <w:rPr>
+          <w:rFonts w:ascii="Times New Roman" w:hAnsi="Times New Roman" w:cs="Times New Roman"/>
+          <w:sz w:val="26"/>
+          <w:szCs w:val="26"/>
+        </w:rPr>
+        <w:t xml:space="preserve">+ </w:t>
+      </w:r>
+      <w:r>
+        <w:rPr>
+          <w:rFonts w:ascii="Times New Roman" w:hAnsi="Times New Roman" w:cs="Times New Roman"/>
+          <w:sz w:val="26"/>
+          <w:szCs w:val="26"/>
+        </w:rPr>
+        <w:t>Đáp ứng trực tiếp bản chất Plugin-based: cung cấp plugin registry quản lý việc đóng mở các module từ bên thứ 3 ngay lúc hệ thống đang chạy mà không cần khởi động lại hay sửa đổi nhân lõi.</w:t>
+      </w:r>
+    </w:p>
+    <w:p>
+      <w:pPr>
+        <w:rPr>
+          <w:rFonts w:ascii="Times New Roman" w:hAnsi="Times New Roman" w:cs="Times New Roman"/>
+          <w:sz w:val="26"/>
+          <w:szCs w:val="26"/>
+        </w:rPr>
+      </w:pPr>
+      <w:r>
+        <w:rPr>
+          <w:rFonts w:ascii="Times New Roman" w:hAnsi="Times New Roman" w:cs="Times New Roman"/>
+          <w:sz w:val="26"/>
+          <w:szCs w:val="26"/>
+        </w:rPr>
+        <w:t>+ Bảo vệ tính toàn vẹn và ổn định của hệ thống: các module quan trọng được đóng gói an toàn trong Core. Các đoạn code có thể chứa lỗi hoặc rủi ro bảo mật từ bên thứ 3 bị đẩy ra các Plugin bên ngoài. Nếu 1 plugin bị hỏng, nó chỉ làm tính năng đó biến mất chứ không thể kéo sập toàn bộ website</w:t>
+      </w:r>
+    </w:p>
+    <w:p>
+      <w:pPr>
+        <w:rPr>
+          <w:rFonts w:ascii="Times New Roman" w:hAnsi="Times New Roman" w:cs="Times New Roman"/>
           <w:sz w:val="26"/>
           <w:szCs w:val="26"/>
         </w:rPr>
